--- a/new-aria/packs/legal/fixtures/case-synthetic/vedlegg/klage_utkast.docx
+++ b/new-aria/packs/legal/fixtures/case-synthetic/vedlegg/klage_utkast.docx
@@ -31,6 +31,11 @@
       </w:r>
       <w:r>
         <w:t>og faktura 2024-001.</w:t>
+      </w:r>
+    </w:p>
+    <w:p>
+      <w:r>
+        <w:t xml:space="preserve">Fakturadato: 14.03.2024</w:t>
       </w:r>
     </w:p>
     <w:tbl>
